--- a/New Testament Layout.docx
+++ b/New Testament Layout.docx
@@ -41,7 +41,7 @@
           <w:pgNumType w:start="1"/>
         </w:sectPr>
       </w:pPr>
-      <w:bookmarkStart w:colFirst="0" w:colLast="0" w:name="_ax440kmax0dw" w:id="0"/>
+      <w:bookmarkStart w:colFirst="0" w:colLast="0" w:name="_blckf56p3z6v" w:id="0"/>
       <w:bookmarkEnd w:id="0"/>
       <w:r>
         <w:rPr>
@@ -60,12 +60,23 @@
           <w:vertAlign w:val="baseline"/>
           <w:rtl w:val="0"/>
         </w:rPr>
-        <w:t xml:space="preserve">Tab 1</w:t>
-      </w:r>
-      <w:r>
-        <w:rPr>
-          <w:rtl w:val="0"/>
-        </w:rPr>
+        <w:t xml:space="preserve">Thinking Out Loud</w:t>
+      </w:r>
+      <w:r>
+        <w:rPr>
+          <w:rtl w:val="0"/>
+        </w:rPr>
+      </w:r>
+    </w:p>
+    <w:p>
+      <w:pPr>
+        <w:rPr/>
+      </w:pPr>
+      <w:r>
+        <w:rPr>
+          <w:rtl w:val="0"/>
+        </w:rPr>
+        <w:t xml:space="preserve">Epistles &amp; Letters</w:t>
       </w:r>
     </w:p>
     <w:p>
@@ -98,6 +109,38 @@
         <w:rPr>
           <w:rtl w:val="0"/>
         </w:rPr>
+      </w:r>
+    </w:p>
+    <w:p>
+      <w:pPr>
+        <w:rPr/>
+      </w:pPr>
+      <w:r>
+        <w:rPr>
+          <w:rtl w:val="0"/>
+        </w:rPr>
+        <w:t xml:space="preserve">Acts is Last // Kill the fattest cow for the one returning home</w:t>
+      </w:r>
+    </w:p>
+    <w:p>
+      <w:pPr>
+        <w:rPr/>
+      </w:pPr>
+      <w:r>
+        <w:rPr>
+          <w:rtl w:val="0"/>
+        </w:rPr>
+      </w:r>
+    </w:p>
+    <w:p>
+      <w:pPr>
+        <w:rPr/>
+      </w:pPr>
+      <w:r>
+        <w:rPr>
+          <w:rtl w:val="0"/>
+        </w:rPr>
+        <w:t xml:space="preserve">—</w:t>
       </w:r>
     </w:p>
     <w:p>
@@ -115,7 +158,7 @@
         <w:rPr>
           <w:rtl w:val="0"/>
         </w:rPr>
-        <w:t xml:space="preserve">Acts is Last // Kill the fattest cow for the one returning home</w:t>
+        <w:t xml:space="preserve">Planning to combine the 4 Gospels into 1 cohesive story.</w:t>
       </w:r>
     </w:p>
     <w:p>
@@ -145,7 +188,7 @@
           <w:pgNumType w:start="1"/>
         </w:sectPr>
       </w:pPr>
-      <w:bookmarkStart w:colFirst="0" w:colLast="0" w:name="_lmc3wxajccy0" w:id="1"/>
+      <w:bookmarkStart w:colFirst="0" w:colLast="0" w:name="_asn2nmomq09d" w:id="1"/>
       <w:bookmarkEnd w:id="1"/>
       <w:r>
         <w:rPr>
@@ -227,7 +270,7 @@
           <w:pgNumType w:start="1"/>
         </w:sectPr>
       </w:pPr>
-      <w:bookmarkStart w:colFirst="0" w:colLast="0" w:name="_u3j3d4orfdu8" w:id="2"/>
+      <w:bookmarkStart w:colFirst="0" w:colLast="0" w:name="_uq06p2wg4u9t" w:id="2"/>
       <w:bookmarkEnd w:id="2"/>
       <w:r>
         <w:rPr>
